--- a/public/fun/forms/자기소개서_기술영업·솔루션세일즈_4_STAR형.docx
+++ b/public/fun/forms/자기소개서_기술영업·솔루션세일즈_4_STAR형.docx
@@ -770,7 +770,7 @@
           <w:color w:val="8A929C"/>
           <w:sz w:val="17"/>
         </w:rPr>
-        <w:t xml:space="preserve">  (고객 · 제안 · 결과, 800자)</w:t>
+        <w:t xml:space="preserve">  (고객 · 제안 · 결과, 800자 · STAR로)</w:t>
       </w:r>
     </w:p>
     <w:tbl>
